--- a/8_Project_Demonstration_Phase.docx
+++ b/8_Project_Demonstration_Phase.docx
@@ -39,10 +39,7 @@
       </w:r>
       <w:proofErr w:type="spellEnd"/>
       <w:r>
-        <w:t xml:space="preserve"> through the documented API operations. The demonstration focuses on user registration, user login, FAQ creation, and FAQ search using the REST API. The reference documentation identifies Node.js and Express.js as the backend framework, MongoDB with Mongoo</w:t>
-      </w:r>
-      <w:r>
-        <w:t xml:space="preserve">se as the data layer, JWT and </w:t>
+        <w:t xml:space="preserve"> through the documented API operations. The demonstration focuses on user registration, user login, FAQ creation, and FAQ search using the REST API. The reference documentation identifies Node.js and Express.js as the backend framework, MongoDB with Mongoose as the data layer, JWT and </w:t>
       </w:r>
       <w:proofErr w:type="spellStart"/>
       <w:r>
@@ -516,8 +513,6 @@
         <w:pStyle w:val="Heading1"/>
         <w:ind w:left="-5"/>
       </w:pPr>
-      <w:bookmarkStart w:id="0" w:name="_GoBack"/>
-      <w:bookmarkEnd w:id="0"/>
       <w:r>
         <w:t>3. Demonstration Objectives</w:t>
       </w:r>
@@ -587,10 +582,7 @@
         <w:ind w:hanging="138"/>
       </w:pPr>
       <w:r>
-        <w:t>Demonstrate creation of an FAQ t</w:t>
-      </w:r>
-      <w:r>
-        <w:t>hrough the protected /</w:t>
+        <w:t>Demonstrate creation of an FAQ through the protected /</w:t>
       </w:r>
       <w:proofErr w:type="spellStart"/>
       <w:r>
@@ -665,10 +657,7 @@
         <w:ind w:left="-5"/>
       </w:pPr>
       <w:r>
-        <w:t>The documented project uses</w:t>
-      </w:r>
-      <w:r>
-        <w:t xml:space="preserve"> Visual Studio Code as the development environment and Postman or </w:t>
+        <w:t xml:space="preserve">The documented project uses Visual Studio Code as the development environment and Postman or </w:t>
       </w:r>
     </w:p>
     <w:p>
@@ -686,10 +675,7 @@
         <w:ind w:left="-5"/>
       </w:pPr>
       <w:r>
-        <w:t>MongoDB/MongoDB Atlas and Mongoose for database operations. The documented setup requires Node.js v18 o</w:t>
-      </w:r>
-      <w:r>
-        <w:t xml:space="preserve">r above and </w:t>
+        <w:t xml:space="preserve">MongoDB/MongoDB Atlas and Mongoose for database operations. The documented setup requires Node.js v18 or above and </w:t>
       </w:r>
       <w:proofErr w:type="spellStart"/>
       <w:r>
@@ -749,10 +735,7 @@
         <w:ind w:left="-5"/>
       </w:pPr>
       <w:r>
-        <w:t xml:space="preserve">A new user is submitted to the registration endpoint. The demonstration screenshot shows a successful 201 Created response and the </w:t>
-      </w:r>
-      <w:r>
-        <w:t>registered user data.</w:t>
+        <w:t>A new user is submitted to the registration endpoint. The demonstration screenshot shows a successful 201 Created response and the registered user data.</w:t>
       </w:r>
     </w:p>
     <w:p>
@@ -818,10 +801,7 @@
       </w:r>
       <w:proofErr w:type="spellStart"/>
       <w:r>
-        <w:t>a</w:t>
-      </w:r>
-      <w:r>
-        <w:t>pi</w:t>
+        <w:t>api</w:t>
       </w:r>
       <w:proofErr w:type="spellEnd"/>
       <w:r>
@@ -892,10 +872,7 @@
         <w:jc w:val="both"/>
       </w:pPr>
       <w:r>
-        <w:t>The search endpoint is used to retrieve matchi</w:t>
-      </w:r>
-      <w:r>
-        <w:t xml:space="preserve">ng FAQ records. The demonstration shows a successful 200 OK response containing the matching FAQ. </w:t>
+        <w:t xml:space="preserve">The search endpoint is used to retrieve matching FAQ records. The demonstration shows a successful 200 OK response containing the matching FAQ. </w:t>
       </w:r>
       <w:r>
         <w:rPr>
@@ -1152,10 +1129,7 @@
         <w:ind w:left="-5"/>
       </w:pPr>
       <w:r>
-        <w:t xml:space="preserve">The reference documentation also defines an AI FAQ workflow in which the user provides a topic, an </w:t>
-      </w:r>
-      <w:r>
-        <w:t>authenticated API request reaches the AI controller/service, Google Gemini AI processes the request, and a generated question, answer, and category are returned. The documented endpoint is POST /</w:t>
+        <w:t>The reference documentation also defines an AI FAQ workflow in which the user provides a topic, an authenticated API request reaches the AI controller/service, Google Gemini AI processes the request, and a generated question, answer, and category are returned. The documented endpoint is POST /</w:t>
       </w:r>
       <w:proofErr w:type="spellStart"/>
       <w:r>
@@ -1179,10 +1153,7 @@
       </w:r>
       <w:proofErr w:type="spellEnd"/>
       <w:r>
-        <w:t xml:space="preserve">. The reference document does not provide </w:t>
-      </w:r>
-      <w:r>
-        <w:t xml:space="preserve">a separate screenshot of this </w:t>
+        <w:t xml:space="preserve">. The reference document does not provide a separate screenshot of this </w:t>
       </w:r>
       <w:proofErr w:type="spellStart"/>
       <w:r>
@@ -1208,13 +1179,7 @@
         <w:ind w:left="-5"/>
       </w:pPr>
       <w:r>
-        <w:t xml:space="preserve">The demonstration provides visual evidence of the core REST API workflow: registering a user, authenticating the user, </w:t>
-      </w:r>
-      <w:r>
-        <w:t>creating an FAQ, and searching the FAQ collection. These operations correspond to the API documentation in the reference project document. The screenshots are included as demonstration evidence, while the AI generation workflow is described only to the ext</w:t>
-      </w:r>
-      <w:r>
-        <w:t>ent supported by the reference documentation.</w:t>
+        <w:t>The demonstration provides visual evidence of the core REST API workflow: registering a user, authenticating the user, creating an FAQ, and searching the FAQ collection. These operations correspond to the API documentation in the reference project document. The screenshots are included as demonstration evidence, while the AI generation workflow is described only to the extent supported by the reference documentation.</w:t>
       </w:r>
     </w:p>
     <w:p>
@@ -1239,10 +1204,7 @@
       </w:r>
       <w:proofErr w:type="spellEnd"/>
       <w:r>
-        <w:t xml:space="preserve"> backend can be exercised through API requests and responses. The demonstrated operations reflect the documented authentication, FAQ manageme</w:t>
-      </w:r>
-      <w:r>
-        <w:t>nt, and search capabilities and provide a clear record of the project's working API flow.</w:t>
+        <w:t xml:space="preserve"> backend can be exercised through API requests and responses. The demonstrated operations reflect the documented authentication, FAQ management, and search capabilities and provide a clear record of the project's working API flow.</w:t>
       </w:r>
     </w:p>
     <w:p>
@@ -1276,18 +1238,17 @@
           <w:szCs w:val="28"/>
         </w:rPr>
       </w:pPr>
-      <w:hyperlink r:id="rId9" w:history="1">
-        <w:r>
-          <w:rPr>
-            <w:rStyle w:val="Hyperlink"/>
-            <w:b/>
-            <w:bCs/>
-            <w:sz w:val="28"/>
-            <w:szCs w:val="28"/>
-          </w:rPr>
-          <w:t>https://drive.google.com/file/d/1j_O-ECfSjJipugInLOSdvpptrX7tZiG1/view?usp=drivesdk</w:t>
-        </w:r>
-      </w:hyperlink>
+      <w:r>
+        <w:rPr>
+          <w:b/>
+          <w:bCs/>
+          <w:sz w:val="28"/>
+          <w:szCs w:val="28"/>
+        </w:rPr>
+        <w:t>https://drive.google.com/file/d/1vnBjqZeID44LHdswWOSSJJzQfNximQPU/view?usp=drivesdk</w:t>
+      </w:r>
+      <w:bookmarkStart w:id="0" w:name="_GoBack"/>
+      <w:bookmarkEnd w:id="0"/>
     </w:p>
     <w:sectPr>
       <w:pgSz w:w="12240" w:h="15840"/>
